--- a/plantillas/dgcp/SNCC_F042_Informacion_Oferente-tpl.docx
+++ b/plantillas/dgcp/SNCC_F042_Informacion_Oferente-tpl.docx
@@ -1,6 +1,6 @@
 
 <file path=word/document.xml><?xml version="1.0" encoding="utf-8"?>
-<w:document xmlns:a="http://schemas.openxmlformats.org/drawingml/2006/main" xmlns:a14="http://schemas.microsoft.com/office/drawing/2010/main" xmlns:mc="http://schemas.openxmlformats.org/markup-compatibility/2006" xmlns:o="urn:schemas-microsoft-com:office:office" xmlns:pic="http://schemas.openxmlformats.org/drawingml/2006/picture" xmlns:r="http://schemas.openxmlformats.org/officeDocument/2006/relationships" xmlns:v="urn:schemas-microsoft-com:vml" xmlns:w="http://schemas.openxmlformats.org/wordprocessingml/2006/main" xmlns:wp="http://schemas.openxmlformats.org/drawingml/2006/wordprocessingDrawing" xmlns:wp14="http://schemas.microsoft.com/office/word/2010/wordprocessingDrawing" xmlns:wpg="http://schemas.microsoft.com/office/word/2010/wordprocessingGroup" xmlns:wps="http://schemas.microsoft.com/office/word/2010/wordprocessingShape" mc:Ignorable="w14 w15 w16se wp14">
+<w:document xmlns:a="http://schemas.openxmlformats.org/drawingml/2006/main" xmlns:a14="http://schemas.microsoft.com/office/drawing/2010/main" xmlns:mc="http://schemas.openxmlformats.org/markup-compatibility/2006" xmlns:o="urn:schemas-microsoft-com:office:office" xmlns:pic="http://schemas.openxmlformats.org/drawingml/2006/picture" xmlns:r="http://schemas.openxmlformats.org/officeDocument/2006/relationships" xmlns:v="urn:schemas-microsoft-com:vml" xmlns:w="http://schemas.openxmlformats.org/wordprocessingml/2006/main" xmlns:wp="http://schemas.openxmlformats.org/drawingml/2006/wordprocessingDrawing" xmlns:wp14="http://schemas.microsoft.com/office/word/2010/wordprocessingDrawing" xmlns:wpg="http://schemas.microsoft.com/office/word/2010/wordprocessingGroup" xmlns:wps="http://schemas.microsoft.com/office/word/2010/wordprocessingShape" xmlns:wpc="http://schemas.microsoft.com/office/word/2010/wordprocessingCanvas" xmlns:cx="http://schemas.microsoft.com/office/drawing/2014/chartex" xmlns:cx1="http://schemas.microsoft.com/office/drawing/2015/9/8/chartex" xmlns:m="http://schemas.openxmlformats.org/officeDocument/2006/math" xmlns:w10="urn:schemas-microsoft-com:office:word" xmlns:w14="http://schemas.microsoft.com/office/word/2010/wordml" xmlns:w15="http://schemas.microsoft.com/office/word/2012/wordml" xmlns:w16se="http://schemas.microsoft.com/office/word/2015/wordml/symex" xmlns:wpi="http://schemas.microsoft.com/office/word/2010/wordprocessingInk" xmlns:wne="http://schemas.microsoft.com/office/word/2006/wordml" mc:Ignorable="w14 w15 w16se wp14">
   <w:body>
     <w:p>
       <w:bookmarkStart w:id="0" w:name="_GoBack"/>

--- a/plantillas/dgcp/SNCC_F042_Informacion_Oferente-tpl.docx
+++ b/plantillas/dgcp/SNCC_F042_Informacion_Oferente-tpl.docx
@@ -436,9 +436,14 @@
                           </wps:spPr>
                           <wps:txbx>
                             <w:txbxContent>
-                              <w:r>
-                                <w:t xml:space="preserve">{expediente}</w:t>
-                              </w:r>
+                              <w:p>
+                                <w:pPr>
+                                  <w:jc w:val="center"/>
+                                </w:pPr>
+                                <w:r>
+                                  <w:t xml:space="preserve">{expediente}</w:t>
+                                </w:r>
+                              </w:p>
                             </w:txbxContent>
                           </wps:txbx>
                           <wps:bodyPr rot="0" vert="horz" wrap="square" lIns="91440" tIns="0" rIns="91440" bIns="45720" anchor="t" anchorCtr="0" upright="1">
@@ -524,9 +529,14 @@
                   <v:shape id="Text Box 24" o:spid="_x0000_s1031" type="#_x0000_t202" style="position:absolute;left:9151;top:1077;width:2009;height:543;visibility:visible;mso-wrap-style:square;v-text-anchor:top" o:gfxdata="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" fillcolor="white [3212]" strokecolor="white [3212]" strokeweight="2.25pt">
                     <v:textbox inset=",0">
                       <w:txbxContent>
-                        <w:r>
-                          <w:t xml:space="preserve">{expediente}</w:t>
-                        </w:r>
+                        <w:p>
+                          <w:pPr>
+                            <w:jc w:val="center"/>
+                          </w:pPr>
+                          <w:r>
+                            <w:t xml:space="preserve">{expediente}</w:t>
+                          </w:r>
+                        </w:p>
                       </w:txbxContent>
                     </v:textbox>
                   </v:shape>

--- a/plantillas/dgcp/SNCC_F042_Informacion_Oferente-tpl.docx
+++ b/plantillas/dgcp/SNCC_F042_Informacion_Oferente-tpl.docx
@@ -1093,7 +1093,6 @@
           <w:b/>
           <w:caps/>
           <w:noProof/>
-          <w:color w:val="FF0000"/>
           <w:sz w:val="28"/>
           <w:lang w:val="es-DO" w:eastAsia="es-DO"/>
         </w:rPr>
@@ -1180,7 +1179,7 @@
                                     <w:sz w:val="24"/>
                                     <w:szCs w:val="24"/>
                                   </w:rPr>
-                                  <w:t>Nombre de</w:t>
+                                  <w:t xml:space="preserve">{entidad_nombre}</w:t>
                                 </w:r>
                                 <w:r>
                                   <w:rPr>
@@ -1188,7 +1187,7 @@
                                     <w:sz w:val="24"/>
                                     <w:szCs w:val="24"/>
                                   </w:rPr>
-                                  <w:t>l Capitulo y/o</w:t>
+                                  <w:t xml:space="preserve"/>
                                 </w:r>
                                 <w:r>
                                   <w:rPr>
@@ -1196,7 +1195,7 @@
                                     <w:sz w:val="24"/>
                                     <w:szCs w:val="24"/>
                                   </w:rPr>
-                                  <w:t xml:space="preserve"> dependencia gubernamental</w:t>
+                                  <w:t xml:space="preserve"/>
                                 </w:r>
                               </w:sdtContent>
                             </w:sdt>
@@ -1253,7 +1252,7 @@
                               <w:sz w:val="24"/>
                               <w:szCs w:val="24"/>
                             </w:rPr>
-                            <w:t>Nombre de</w:t>
+                            <w:t xml:space="preserve">{entidad_nombre}</w:t>
                           </w:r>
                           <w:r>
                             <w:rPr>
@@ -1261,7 +1260,7 @@
                               <w:sz w:val="24"/>
                               <w:szCs w:val="24"/>
                             </w:rPr>
-                            <w:t>l Capitulo y/o</w:t>
+                            <w:t xml:space="preserve"/>
                           </w:r>
                           <w:r>
                             <w:rPr>
@@ -1269,7 +1268,7 @@
                               <w:sz w:val="24"/>
                               <w:szCs w:val="24"/>
                             </w:rPr>
-                            <w:t xml:space="preserve"> dependencia gubernamental</w:t>
+                            <w:t xml:space="preserve"/>
                           </w:r>
                         </w:sdtContent>
                       </w:sdt>
@@ -1528,7 +1527,7 @@
                                     <w:rStyle w:val="Style8"/>
                                     <w:smallCaps/>
                                   </w:rPr>
-                                  <w:t xml:space="preserve">Nombre del Departamento </w:t>
+                                  <w:t xml:space="preserve">{unidad_funcional}</w:t>
                                 </w:r>
                                 <w:proofErr w:type="spellStart"/>
                                 <w:r>
@@ -1536,7 +1535,7 @@
                                     <w:rStyle w:val="Style8"/>
                                     <w:smallCaps/>
                                   </w:rPr>
-                                  <w:t>ó</w:t>
+                                  <w:t xml:space="preserve"/>
                                 </w:r>
                                 <w:proofErr w:type="spellEnd"/>
                                 <w:r>
@@ -1544,7 +1543,7 @@
                                     <w:rStyle w:val="Style8"/>
                                     <w:smallCaps/>
                                   </w:rPr>
-                                  <w:t xml:space="preserve"> Unidad Funcional que genera el formulario</w:t>
+                                  <w:t xml:space="preserve"/>
                                 </w:r>
                               </w:sdtContent>
                             </w:sdt>
@@ -1599,7 +1598,7 @@
                               <w:rStyle w:val="Style8"/>
                               <w:smallCaps/>
                             </w:rPr>
-                            <w:t xml:space="preserve">Nombre del Departamento </w:t>
+                            <w:t xml:space="preserve">{unidad_funcional}</w:t>
                           </w:r>
                           <w:proofErr w:type="spellStart"/>
                           <w:r>
@@ -1607,7 +1606,7 @@
                               <w:rStyle w:val="Style8"/>
                               <w:smallCaps/>
                             </w:rPr>
-                            <w:t>ó</w:t>
+                            <w:t xml:space="preserve"/>
                           </w:r>
                           <w:proofErr w:type="spellEnd"/>
                           <w:r>
@@ -1615,7 +1614,7 @@
                               <w:rStyle w:val="Style8"/>
                               <w:smallCaps/>
                             </w:rPr>
-                            <w:t xml:space="preserve"> Unidad Funcional que genera el formulario</w:t>
+                            <w:t xml:space="preserve"/>
                           </w:r>
                         </w:sdtContent>
                       </w:sdt>
@@ -1845,9 +1844,6 @@
             <w:r>
               <w:rPr>
                 <w:bCs/>
-                <w:i/>
-                <w:iCs/>
-                <w:color w:val="FF0000"/>
                 <w:sz w:val="22"/>
                 <w:szCs w:val="22"/>
                 <w:lang w:val="es-DO"/>
@@ -1891,9 +1887,6 @@
             </w:r>
             <w:r>
               <w:rPr>
-                <w:i/>
-                <w:iCs/>
-                <w:color w:val="FF0000"/>
                 <w:spacing w:val="-2"/>
                 <w:sz w:val="22"/>
                 <w:szCs w:val="22"/>
@@ -1989,9 +1982,6 @@
             </w:r>
             <w:r>
               <w:rPr>
-                <w:i/>
-                <w:iCs/>
-                <w:color w:val="FF0000"/>
                 <w:spacing w:val="-2"/>
                 <w:sz w:val="22"/>
                 <w:szCs w:val="22"/>
@@ -2134,9 +2124,6 @@
             </w:r>
             <w:r>
               <w:rPr>
-                <w:i/>
-                <w:iCs/>
-                <w:color w:val="FF0000"/>
                 <w:spacing w:val="-2"/>
                 <w:sz w:val="22"/>
                 <w:szCs w:val="22"/>
@@ -2182,9 +2169,6 @@
             </w:r>
             <w:r>
               <w:rPr>
-                <w:i/>
-                <w:iCs/>
-                <w:color w:val="FF0000"/>
                 <w:spacing w:val="-2"/>
                 <w:sz w:val="22"/>
                 <w:szCs w:val="22"/>
@@ -2229,9 +2213,6 @@
             </w:r>
             <w:r>
               <w:rPr>
-                <w:i/>
-                <w:iCs/>
-                <w:color w:val="FF0000"/>
                 <w:spacing w:val="-2"/>
                 <w:sz w:val="22"/>
                 <w:szCs w:val="22"/>
@@ -2265,9 +2246,6 @@
             </w:r>
             <w:r>
               <w:rPr>
-                <w:i/>
-                <w:iCs/>
-                <w:color w:val="FF0000"/>
                 <w:spacing w:val="-2"/>
                 <w:sz w:val="22"/>
                 <w:szCs w:val="22"/>

--- a/plantillas/dgcp/SNCC_F042_Informacion_Oferente-tpl.docx
+++ b/plantillas/dgcp/SNCC_F042_Informacion_Oferente-tpl.docx
@@ -1674,7 +1674,7 @@
           <w:szCs w:val="20"/>
           <w:lang w:val="es-DO"/>
         </w:rPr>
-        <w:t xml:space="preserve">[El Oferente deberá completar este formulario de acuerdo con las instrucciones </w:t>
+        <w:t xml:space="preserve"/>
       </w:r>
       <w:r>
         <w:rPr>
@@ -1685,7 +1685,7 @@
           <w:szCs w:val="20"/>
           <w:lang w:val="es-DO"/>
         </w:rPr>
-        <w:t xml:space="preserve">siguientes. </w:t>
+        <w:t xml:space="preserve"/>
       </w:r>
       <w:r>
         <w:rPr>
@@ -1696,7 +1696,7 @@
           <w:szCs w:val="20"/>
           <w:lang w:val="es-DO"/>
         </w:rPr>
-        <w:t>No se aceptará ninguna alteración a est</w:t>
+        <w:t xml:space="preserve"/>
       </w:r>
       <w:r>
         <w:rPr>
@@ -1707,7 +1707,7 @@
           <w:szCs w:val="20"/>
           <w:lang w:val="es-DO"/>
         </w:rPr>
-        <w:t>e formulario ni se aceptarán su</w:t>
+        <w:t xml:space="preserve"/>
       </w:r>
       <w:r>
         <w:rPr>
@@ -1718,7 +1718,7 @@
           <w:szCs w:val="20"/>
           <w:lang w:val="es-DO"/>
         </w:rPr>
-        <w:t>stitutos.]</w:t>
+        <w:t xml:space="preserve"/>
       </w:r>
     </w:p>
     <w:p>

--- a/plantillas/dgcp/SNCC_F042_Informacion_Oferente-tpl.docx
+++ b/plantillas/dgcp/SNCC_F042_Informacion_Oferente-tpl.docx
@@ -634,79 +634,14 @@
                       </wps:spPr>
                       <wps:txbx>
                         <w:txbxContent>
-                          <w:sdt>
-                            <w:sdtPr>
-                              <w:rPr>
-                                <w:lang w:val="en-US"/>
-                              </w:rPr>
-                              <w:alias w:val="Logo de la dependencia gubernamental"/>
-                              <w:tag w:val="Logo de la dependencia gubernamental"/>
-                              <w:id w:val="13417745"/>
-                              <w:showingPlcHdr/>
-                              <w:picture/>
-                            </w:sdtPr>
-                            <w:sdtEndPr/>
-                            <w:sdtContent>
-                              <w:p>
-                                <w:pPr>
-                                  <w:rPr>
-                                    <w:lang w:val="en-US"/>
-                                  </w:rPr>
-                                </w:pPr>
-                                <w:r>
-                                  <w:rPr>
-                                    <w:noProof/>
-                                    <w:lang w:val="es-DO" w:eastAsia="es-DO"/>
-                                  </w:rPr>
-                                  <w:drawing>
-                                    <wp:inline distT="0" distB="0" distL="0" distR="0">
-                                      <wp:extent cx="800100" cy="800100"/>
-                                      <wp:effectExtent l="19050" t="0" r="0" b="0"/>
-                                      <wp:docPr id="2" name="Picture 1"/>
-                                      <wp:cNvGraphicFramePr>
-                                        <a:graphicFrameLocks noChangeAspect="1"/>
-                                      </wp:cNvGraphicFramePr>
-                                      <a:graphic>
-                                        <a:graphicData uri="http://schemas.openxmlformats.org/drawingml/2006/picture">
-                                          <pic:pic>
-                                            <pic:nvPicPr>
-                                              <pic:cNvPr id="0" name="Picture 1"/>
-                                              <pic:cNvPicPr>
-                                                <a:picLocks noChangeAspect="1" noChangeArrowheads="1"/>
-                                              </pic:cNvPicPr>
-                                            </pic:nvPicPr>
-                                            <pic:blipFill>
-                                              <a:blip r:embed="rId8"/>
-                                              <a:srcRect/>
-                                              <a:stretch>
-                                                <a:fillRect/>
-                                              </a:stretch>
-                                            </pic:blipFill>
-                                            <pic:spPr bwMode="auto">
-                                              <a:xfrm>
-                                                <a:off x="0" y="0"/>
-                                                <a:ext cx="799693" cy="799693"/>
-                                              </a:xfrm>
-                                              <a:prstGeom prst="rect">
-                                                <a:avLst/>
-                                              </a:prstGeom>
-                                              <a:noFill/>
-                                              <a:ln w="9525">
-                                                <a:noFill/>
-                                                <a:miter lim="800000"/>
-                                                <a:headEnd/>
-                                                <a:tailEnd/>
-                                              </a:ln>
-                                            </pic:spPr>
-                                          </pic:pic>
-                                        </a:graphicData>
-                                      </a:graphic>
-                                    </wp:inline>
-                                  </w:drawing>
-                                </w:r>
-                              </w:p>
-                            </w:sdtContent>
-                          </w:sdt>
+                          <w:p>
+                            <w:pPr>
+                              <w:jc w:val="center"/>
+                            </w:pPr>
+                            <w:r>
+                              <w:t xml:space="preserve">{%logo_institucion}</w:t>
+                            </w:r>
+                          </w:p>
                         </w:txbxContent>
                       </wps:txbx>
                       <wps:bodyPr rot="0" vert="horz" wrap="square" lIns="91440" tIns="45720" rIns="91440" bIns="45720" anchor="t" anchorCtr="0" upright="1">
@@ -729,79 +664,14 @@
               <v:shape id="Text Box 2" o:spid="_x0000_s1033" type="#_x0000_t202" style="position:absolute;margin-left:-41.65pt;margin-top:-26.75pt;width:81pt;height:84.9pt;z-index:251654656;visibility:visible;mso-wrap-style:square;mso-width-percent:0;mso-height-percent:0;mso-wrap-distance-left:9pt;mso-wrap-distance-top:0;mso-wrap-distance-right:9pt;mso-wrap-distance-bottom:0;mso-position-horizontal:absolute;mso-position-horizontal-relative:text;mso-position-vertical:absolute;mso-position-vertical-relative:text;mso-width-percent:0;mso-height-percent:0;mso-width-relative:margin;mso-height-relative:margin;v-text-anchor:top" o:gfxdata="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" filled="f" stroked="f">
                 <v:textbox>
                   <w:txbxContent>
-                    <w:sdt>
-                      <w:sdtPr>
-                        <w:rPr>
-                          <w:lang w:val="en-US"/>
-                        </w:rPr>
-                        <w:alias w:val="Logo de la dependencia gubernamental"/>
-                        <w:tag w:val="Logo de la dependencia gubernamental"/>
-                        <w:id w:val="13417745"/>
-                        <w:showingPlcHdr/>
-                        <w:picture/>
-                      </w:sdtPr>
-                      <w:sdtEndPr/>
-                      <w:sdtContent>
-                        <w:p>
-                          <w:pPr>
-                            <w:rPr>
-                              <w:lang w:val="en-US"/>
-                            </w:rPr>
-                          </w:pPr>
-                          <w:r>
-                            <w:rPr>
-                              <w:noProof/>
-                              <w:lang w:val="es-DO" w:eastAsia="es-DO"/>
-                            </w:rPr>
-                            <w:drawing>
-                              <wp:inline distT="0" distB="0" distL="0" distR="0">
-                                <wp:extent cx="800100" cy="800100"/>
-                                <wp:effectExtent l="19050" t="0" r="0" b="0"/>
-                                <wp:docPr id="2" name="Picture 1"/>
-                                <wp:cNvGraphicFramePr>
-                                  <a:graphicFrameLocks noChangeAspect="1"/>
-                                </wp:cNvGraphicFramePr>
-                                <a:graphic>
-                                  <a:graphicData uri="http://schemas.openxmlformats.org/drawingml/2006/picture">
-                                    <pic:pic>
-                                      <pic:nvPicPr>
-                                        <pic:cNvPr id="0" name="Picture 1"/>
-                                        <pic:cNvPicPr>
-                                          <a:picLocks noChangeAspect="1" noChangeArrowheads="1"/>
-                                        </pic:cNvPicPr>
-                                      </pic:nvPicPr>
-                                      <pic:blipFill>
-                                        <a:blip r:embed="rId8"/>
-                                        <a:srcRect/>
-                                        <a:stretch>
-                                          <a:fillRect/>
-                                        </a:stretch>
-                                      </pic:blipFill>
-                                      <pic:spPr bwMode="auto">
-                                        <a:xfrm>
-                                          <a:off x="0" y="0"/>
-                                          <a:ext cx="799693" cy="799693"/>
-                                        </a:xfrm>
-                                        <a:prstGeom prst="rect">
-                                          <a:avLst/>
-                                        </a:prstGeom>
-                                        <a:noFill/>
-                                        <a:ln w="9525">
-                                          <a:noFill/>
-                                          <a:miter lim="800000"/>
-                                          <a:headEnd/>
-                                          <a:tailEnd/>
-                                        </a:ln>
-                                      </pic:spPr>
-                                    </pic:pic>
-                                  </a:graphicData>
-                                </a:graphic>
-                              </wp:inline>
-                            </w:drawing>
-                          </w:r>
-                        </w:p>
-                      </w:sdtContent>
-                    </w:sdt>
+                    <w:p>
+                      <w:pPr>
+                        <w:jc w:val="center"/>
+                      </w:pPr>
+                      <w:r>
+                        <w:t xml:space="preserve">{%logo_institucion}</w:t>
+                      </w:r>
+                    </w:p>
                   </w:txbxContent>
                 </v:textbox>
               </v:shape>
@@ -2269,6 +2139,15 @@
           <w:lang w:val="es-DO"/>
         </w:rPr>
       </w:pPr>
+    </w:p>
+    <w:p/>
+    <w:p>
+      <w:pPr>
+        <w:jc w:val="center"/>
+      </w:pPr>
+      <w:r>
+        <w:t xml:space="preserve">{%firma} {%sello}</w:t>
+      </w:r>
     </w:p>
     <w:sectPr>
       <w:footerReference w:type="default" r:id="rId9"/>

--- a/plantillas/dgcp/SNCC_F042_Informacion_Oferente-tpl.docx
+++ b/plantillas/dgcp/SNCC_F042_Informacion_Oferente-tpl.docx
@@ -286,7 +286,7 @@
                         </w:txbxContent>
                       </wps:txbx>
                       <wps:bodyPr rot="0" vert="horz" wrap="square" lIns="91440" tIns="45720" rIns="91440" bIns="45720" anchor="t" anchorCtr="0" upright="1">
-                        <a:noAutofit/>
+                        <a:spAutoFit/>
                       </wps:bodyPr>
                     </wps:wsp>
                   </a:graphicData>
@@ -303,7 +303,7 @@
           <mc:Fallback>
             <w:pict>
               <v:shape id="Text Box 12" o:spid="_x0000_s1027" type="#_x0000_t202" style="position:absolute;margin-left:389.95pt;margin-top:12.5pt;width:114.05pt;height:21.9pt;z-index:251656704;visibility:visible;mso-wrap-style:square;mso-width-percent:0;mso-height-percent:0;mso-wrap-distance-left:9pt;mso-wrap-distance-top:0;mso-wrap-distance-right:9pt;mso-wrap-distance-bottom:0;mso-position-horizontal:absolute;mso-position-horizontal-relative:text;mso-position-vertical:absolute;mso-position-vertical-relative:text;mso-width-percent:0;mso-height-percent:0;mso-width-relative:margin;mso-height-relative:margin;v-text-anchor:top" o:gfxdata="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" filled="f" stroked="f">
-                <v:textbox>
+                <v:textbox style="mso-fit-shape-to-text:t">
                   <w:txbxContent>
                     <w:p>
                       <w:r>
@@ -447,7 +447,7 @@
                             </w:txbxContent>
                           </wps:txbx>
                           <wps:bodyPr rot="0" vert="horz" wrap="square" lIns="91440" tIns="0" rIns="91440" bIns="45720" anchor="t" anchorCtr="0" upright="1">
-                            <a:noAutofit/>
+                            <a:spAutoFit/>
                           </wps:bodyPr>
                         </wps:wsp>
                         <wps:wsp>
@@ -527,7 +527,7 @@
                 <v:rect id="Rectangle 22" o:spid="_x0000_s1029" style="position:absolute;left:12866;top:523;width:2544;height:1104;visibility:visible;mso-wrap-style:square;v-text-anchor:top" o:gfxdata="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" filled="f"/>
                 <v:group id="Group 23" o:spid="_x0000_s1030" style="position:absolute;left:12940;top:561;width:2413;height:968" coordorigin="9151,720" coordsize="2009,900" o:gfxdata="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">
                   <v:shape id="Text Box 24" o:spid="_x0000_s1031" type="#_x0000_t202" style="position:absolute;left:9151;top:1077;width:2009;height:543;visibility:visible;mso-wrap-style:square;v-text-anchor:top" o:gfxdata="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" fillcolor="white [3212]" strokecolor="white [3212]" strokeweight="2.25pt">
-                    <v:textbox inset=",0">
+                    <v:textbox inset=",0" style="mso-fit-shape-to-text:t">
                       <w:txbxContent>
                         <w:p>
                           <w:pPr>
@@ -645,7 +645,7 @@
                         </w:txbxContent>
                       </wps:txbx>
                       <wps:bodyPr rot="0" vert="horz" wrap="square" lIns="91440" tIns="45720" rIns="91440" bIns="45720" anchor="t" anchorCtr="0" upright="1">
-                        <a:noAutofit/>
+                        <a:spAutoFit/>
                       </wps:bodyPr>
                     </wps:wsp>
                   </a:graphicData>
@@ -662,7 +662,7 @@
           <mc:Fallback>
             <w:pict>
               <v:shape id="Text Box 2" o:spid="_x0000_s1033" type="#_x0000_t202" style="position:absolute;margin-left:-41.65pt;margin-top:-26.75pt;width:81pt;height:84.9pt;z-index:251654656;visibility:visible;mso-wrap-style:square;mso-width-percent:0;mso-height-percent:0;mso-wrap-distance-left:9pt;mso-wrap-distance-top:0;mso-wrap-distance-right:9pt;mso-wrap-distance-bottom:0;mso-position-horizontal:absolute;mso-position-horizontal-relative:text;mso-position-vertical:absolute;mso-position-vertical-relative:text;mso-width-percent:0;mso-height-percent:0;mso-width-relative:margin;mso-height-relative:margin;v-text-anchor:top" o:gfxdata="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" filled="f" stroked="f">
-                <v:textbox>
+                <v:textbox style="mso-fit-shape-to-text:t">
                   <w:txbxContent>
                     <w:p>
                       <w:pPr>
@@ -1073,7 +1073,7 @@
                         </w:txbxContent>
                       </wps:txbx>
                       <wps:bodyPr rot="0" vert="horz" wrap="square" lIns="91440" tIns="45720" rIns="91440" bIns="45720" anchor="t" anchorCtr="0" upright="1">
-                        <a:noAutofit/>
+                        <a:spAutoFit/>
                       </wps:bodyPr>
                     </wps:wsp>
                   </a:graphicData>
@@ -1090,7 +1090,7 @@
           <mc:Fallback>
             <w:pict>
               <v:shape id="Text Box 16" o:spid="_x0000_s1035" type="#_x0000_t202" style="position:absolute;margin-left:93.6pt;margin-top:2.1pt;width:249.75pt;height:22pt;z-index:251691008;visibility:visible;mso-wrap-style:square;mso-width-percent:0;mso-height-percent:0;mso-wrap-distance-left:9pt;mso-wrap-distance-top:0;mso-wrap-distance-right:9pt;mso-wrap-distance-bottom:0;mso-position-horizontal:absolute;mso-position-horizontal-relative:text;mso-position-vertical:absolute;mso-position-vertical-relative:text;mso-width-percent:0;mso-height-percent:0;mso-width-relative:margin;mso-height-relative:margin;v-text-anchor:top" o:gfxdata="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" stroked="f">
-                <v:textbox>
+                <v:textbox style="mso-fit-shape-to-text:t">
                   <w:txbxContent>
                     <w:p>
                       <w:pPr>
@@ -1421,7 +1421,7 @@
                         </w:txbxContent>
                       </wps:txbx>
                       <wps:bodyPr rot="0" vert="horz" wrap="square" lIns="91440" tIns="45720" rIns="91440" bIns="45720" anchor="t" anchorCtr="0" upright="1">
-                        <a:noAutofit/>
+                        <a:spAutoFit/>
                       </wps:bodyPr>
                     </wps:wsp>
                   </a:graphicData>
@@ -1438,7 +1438,7 @@
           <mc:Fallback>
             <w:pict>
               <v:shape id="Text Box 17" o:spid="_x0000_s1037" type="#_x0000_t202" style="position:absolute;left:0;text-align:left;margin-left:13.6pt;margin-top:7.65pt;width:420.2pt;height:23.35pt;z-index:251693056;visibility:visible;mso-wrap-style:square;mso-width-percent:0;mso-height-percent:0;mso-wrap-distance-left:9pt;mso-wrap-distance-top:0;mso-wrap-distance-right:9pt;mso-wrap-distance-bottom:0;mso-position-horizontal:absolute;mso-position-horizontal-relative:text;mso-position-vertical:absolute;mso-position-vertical-relative:text;mso-width-percent:0;mso-height-percent:0;mso-width-relative:margin;mso-height-relative:margin;v-text-anchor:top" o:gfxdata="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" stroked="f">
-                <v:textbox>
+                <v:textbox style="mso-fit-shape-to-text:t">
                   <w:txbxContent>
                     <w:p>
                       <w:pPr>

--- a/plantillas/dgcp/SNCC_F042_Informacion_Oferente-tpl.docx
+++ b/plantillas/dgcp/SNCC_F042_Informacion_Oferente-tpl.docx
@@ -1026,49 +1026,14 @@
                                 <w:lang w:val="es-ES_tradnl"/>
                               </w:rPr>
                             </w:pPr>
-                            <w:sdt>
-                              <w:sdtPr>
-                                <w:rPr>
-                                  <w:rStyle w:val="Style6"/>
-                                  <w:sz w:val="24"/>
-                                  <w:szCs w:val="24"/>
-                                </w:rPr>
-                                <w:alias w:val="Nombre de la Institución"/>
-                                <w:tag w:val="Nombre de la Institución"/>
-                                <w:id w:val="8389551"/>
-                              </w:sdtPr>
-                              <w:sdtEndPr>
-                                <w:rPr>
-                                  <w:rStyle w:val="Style6"/>
-                                </w:rPr>
-                              </w:sdtEndPr>
-                              <w:sdtContent>
-                                <w:r>
-                                  <w:rPr>
-                                    <w:rStyle w:val="Style6"/>
-                                    <w:sz w:val="24"/>
-                                    <w:szCs w:val="24"/>
-                                  </w:rPr>
-                                  <w:t xml:space="preserve">{entidad_nombre}</w:t>
-                                </w:r>
-                                <w:r>
-                                  <w:rPr>
-                                    <w:rStyle w:val="Style6"/>
-                                    <w:sz w:val="24"/>
-                                    <w:szCs w:val="24"/>
-                                  </w:rPr>
-                                  <w:t xml:space="preserve"/>
-                                </w:r>
-                                <w:r>
-                                  <w:rPr>
-                                    <w:rStyle w:val="Style6"/>
-                                    <w:sz w:val="24"/>
-                                    <w:szCs w:val="24"/>
-                                  </w:rPr>
-                                  <w:t xml:space="preserve"/>
-                                </w:r>
-                              </w:sdtContent>
-                            </w:sdt>
+                            <w:r>
+                              <w:rPr>
+                                <w:rStyle w:val="Style6"/>
+                                <w:sz w:val="24"/>
+                                <w:szCs w:val="24"/>
+                              </w:rPr>
+                              <w:t xml:space="preserve">{entidad_nombre}</w:t>
+                            </w:r>
                           </w:p>
                         </w:txbxContent>
                       </wps:txbx>
@@ -1099,49 +1064,14 @@
                           <w:lang w:val="es-ES_tradnl"/>
                         </w:rPr>
                       </w:pPr>
-                      <w:sdt>
-                        <w:sdtPr>
-                          <w:rPr>
-                            <w:rStyle w:val="Style6"/>
-                            <w:sz w:val="24"/>
-                            <w:szCs w:val="24"/>
-                          </w:rPr>
-                          <w:alias w:val="Nombre de la Institución"/>
-                          <w:tag w:val="Nombre de la Institución"/>
-                          <w:id w:val="8389551"/>
-                        </w:sdtPr>
-                        <w:sdtEndPr>
-                          <w:rPr>
-                            <w:rStyle w:val="Style6"/>
-                          </w:rPr>
-                        </w:sdtEndPr>
-                        <w:sdtContent>
-                          <w:r>
-                            <w:rPr>
-                              <w:rStyle w:val="Style6"/>
-                              <w:sz w:val="24"/>
-                              <w:szCs w:val="24"/>
-                            </w:rPr>
-                            <w:t xml:space="preserve">{entidad_nombre}</w:t>
-                          </w:r>
-                          <w:r>
-                            <w:rPr>
-                              <w:rStyle w:val="Style6"/>
-                              <w:sz w:val="24"/>
-                              <w:szCs w:val="24"/>
-                            </w:rPr>
-                            <w:t xml:space="preserve"/>
-                          </w:r>
-                          <w:r>
-                            <w:rPr>
-                              <w:rStyle w:val="Style6"/>
-                              <w:sz w:val="24"/>
-                              <w:szCs w:val="24"/>
-                            </w:rPr>
-                            <w:t xml:space="preserve"/>
-                          </w:r>
-                        </w:sdtContent>
-                      </w:sdt>
+                      <w:r>
+                        <w:rPr>
+                          <w:rStyle w:val="Style6"/>
+                          <w:sz w:val="24"/>
+                          <w:szCs w:val="24"/>
+                        </w:rPr>
+                        <w:t xml:space="preserve">{entidad_nombre}</w:t>
+                      </w:r>
                     </w:p>
                   </w:txbxContent>
                 </v:textbox>
@@ -1376,47 +1306,15 @@
                                 <w:lang w:val="es-ES_tradnl"/>
                               </w:rPr>
                             </w:pPr>
-                            <w:sdt>
-                              <w:sdtPr>
-                                <w:rPr>
-                                  <w:rStyle w:val="Style8"/>
-                                  <w:smallCaps/>
-                                </w:rPr>
-                                <w:alias w:val="Departamento ó unidad funcional"/>
-                                <w:tag w:val="Nombre de la Institución"/>
-                                <w:id w:val="2693377"/>
-                              </w:sdtPr>
-                              <w:sdtEndPr>
-                                <w:rPr>
-                                  <w:rStyle w:val="Style8"/>
-                                </w:rPr>
-                              </w:sdtEndPr>
-                              <w:sdtContent>
-                                <w:r>
-                                  <w:rPr>
-                                    <w:rStyle w:val="Style8"/>
-                                    <w:smallCaps/>
-                                  </w:rPr>
-                                  <w:t xml:space="preserve">{unidad_funcional}</w:t>
-                                </w:r>
-                                <w:proofErr w:type="spellStart"/>
-                                <w:r>
-                                  <w:rPr>
-                                    <w:rStyle w:val="Style8"/>
-                                    <w:smallCaps/>
-                                  </w:rPr>
-                                  <w:t xml:space="preserve"/>
-                                </w:r>
-                                <w:proofErr w:type="spellEnd"/>
-                                <w:r>
-                                  <w:rPr>
-                                    <w:rStyle w:val="Style8"/>
-                                    <w:smallCaps/>
-                                  </w:rPr>
-                                  <w:t xml:space="preserve"/>
-                                </w:r>
-                              </w:sdtContent>
-                            </w:sdt>
+                            <w:r>
+                              <w:rPr>
+                                <w:rStyle w:val="Style8"/>
+                                <w:smallCaps/>
+                              </w:rPr>
+                              <w:t xml:space="preserve">{unidad_funcional}</w:t>
+                            </w:r>
+                            <w:proofErr w:type="spellStart"/>
+                            <w:proofErr w:type="spellEnd"/>
                           </w:p>
                         </w:txbxContent>
                       </wps:txbx>
@@ -1447,47 +1345,15 @@
                           <w:lang w:val="es-ES_tradnl"/>
                         </w:rPr>
                       </w:pPr>
-                      <w:sdt>
-                        <w:sdtPr>
-                          <w:rPr>
-                            <w:rStyle w:val="Style8"/>
-                            <w:smallCaps/>
-                          </w:rPr>
-                          <w:alias w:val="Departamento ó unidad funcional"/>
-                          <w:tag w:val="Nombre de la Institución"/>
-                          <w:id w:val="2693377"/>
-                        </w:sdtPr>
-                        <w:sdtEndPr>
-                          <w:rPr>
-                            <w:rStyle w:val="Style8"/>
-                          </w:rPr>
-                        </w:sdtEndPr>
-                        <w:sdtContent>
-                          <w:r>
-                            <w:rPr>
-                              <w:rStyle w:val="Style8"/>
-                              <w:smallCaps/>
-                            </w:rPr>
-                            <w:t xml:space="preserve">{unidad_funcional}</w:t>
-                          </w:r>
-                          <w:proofErr w:type="spellStart"/>
-                          <w:r>
-                            <w:rPr>
-                              <w:rStyle w:val="Style8"/>
-                              <w:smallCaps/>
-                            </w:rPr>
-                            <w:t xml:space="preserve"/>
-                          </w:r>
-                          <w:proofErr w:type="spellEnd"/>
-                          <w:r>
-                            <w:rPr>
-                              <w:rStyle w:val="Style8"/>
-                              <w:smallCaps/>
-                            </w:rPr>
-                            <w:t xml:space="preserve"/>
-                          </w:r>
-                        </w:sdtContent>
-                      </w:sdt>
+                      <w:r>
+                        <w:rPr>
+                          <w:rStyle w:val="Style8"/>
+                          <w:smallCaps/>
+                        </w:rPr>
+                        <w:t xml:space="preserve">{unidad_funcional}</w:t>
+                      </w:r>
+                      <w:proofErr w:type="spellStart"/>
+                      <w:proofErr w:type="spellEnd"/>
                     </w:p>
                   </w:txbxContent>
                 </v:textbox>
@@ -3101,7 +2967,7 @@
     <w:uiPriority w:val="1"/>
     <w:rsid w:val="00CE67A3"/>
     <w:rPr>
-      <w:rFonts w:ascii="Arial Bold" w:hAnsi="Arial Bold"/>
+      <w:rFonts w:ascii="Arial" w:hAnsi="Arial"/>
       <w:b/>
       <w:sz w:val="22"/>
       <w14:shadow w14:blurRad="50800" w14:dist="38100" w14:dir="2700000" w14:sx="100000" w14:sy="100000" w14:kx="0" w14:ky="0" w14:algn="tl">
@@ -3117,7 +2983,7 @@
     <w:uiPriority w:val="1"/>
     <w:rsid w:val="00535962"/>
     <w:rPr>
-      <w:rFonts w:ascii="Arial Bold" w:hAnsi="Arial Bold"/>
+      <w:rFonts w:ascii="Arial" w:hAnsi="Arial"/>
       <w:b/>
       <w:caps/>
       <w:spacing w:val="-20"/>
@@ -3135,7 +3001,7 @@
     <w:uiPriority w:val="1"/>
     <w:rsid w:val="00194FF2"/>
     <w:rPr>
-      <w:rFonts w:ascii="Arial Bold" w:hAnsi="Arial Bold"/>
+      <w:rFonts w:ascii="Arial" w:hAnsi="Arial"/>
       <w:b/>
       <w:caps/>
       <w:sz w:val="20"/>
@@ -3192,7 +3058,7 @@
     <w:uiPriority w:val="1"/>
     <w:rsid w:val="00C66D08"/>
     <w:rPr>
-      <w:rFonts w:ascii="Arial Bold" w:hAnsi="Arial Bold"/>
+      <w:rFonts w:ascii="Arial" w:hAnsi="Arial"/>
       <w:b/>
       <w:caps/>
       <w:sz w:val="24"/>
@@ -3205,7 +3071,7 @@
     <w:qFormat/>
     <w:rsid w:val="00C66D08"/>
     <w:rPr>
-      <w:rFonts w:ascii="Arial Bold" w:hAnsi="Arial Bold"/>
+      <w:rFonts w:ascii="Arial" w:hAnsi="Arial"/>
       <w:b/>
       <w:spacing w:val="-20"/>
       <w:w w:val="90"/>
@@ -3218,7 +3084,7 @@
     <w:uiPriority w:val="1"/>
     <w:rsid w:val="00C66D08"/>
     <w:rPr>
-      <w:rFonts w:ascii="Arial Bold" w:hAnsi="Arial Bold"/>
+      <w:rFonts w:ascii="Arial" w:hAnsi="Arial"/>
       <w:b/>
       <w:caps/>
       <w:spacing w:val="-2"/>
